--- a/pr-preview/pr-204/bayesian-inference-handout-tracked-changes.docx
+++ b/pr-preview/pr-204/bayesian-inference-handout-tracked-changes.docx
@@ -16,7 +16,7 @@
       </w:pPr>
       <w:del w:id="1" w:author="PR Preview" w:date="2026-01-01T00:00:00Z">
         <w:r>
-          <w:delText xml:space="preserve">Last modified: 2026-10-15 03:26:43 (PDT)</w:delText>
+          <w:delText xml:space="preserve">Last modified: 2026-10-15 05:33:00 (PDT)</w:delText>
         </w:r>
       </w:del>
     </w:p>
@@ -26,7 +26,7 @@
       </w:pPr>
       <w:ins w:id="2" w:author="PR Preview" w:date="2026-01-01T00:00:00Z">
         <w:r>
-          <w:t xml:space="preserve">Last modified: 2026-10-15 03:31:19 (PDT)</w:t>
+          <w:t xml:space="preserve">Last modified: 2026-10-15 05:27:52 (PDT)</w:t>
         </w:r>
       </w:ins>
     </w:p>
@@ -53286,7 +53286,7 @@
       </w:pPr>
       <w:ins w:id="5" w:author="PR Preview" w:date="2026-01-01T00:00:00Z">
         <w:r>
-          <w:t xml:space="preserve">Hogg et al. (2019, sec. 6.8, pp. 298–306)</w:t>
+          <w:t xml:space="preserve">Hogg et al. (2019, sec. 6.8, pp. 298–305)</w:t>
         </w:r>
       </w:ins>
       <w:ins w:id="6" w:author="PR Preview" w:date="2026-01-01T00:00:00Z">

--- a/pr-preview/pr-204/bayesian-inference-handout-tracked-changes.docx
+++ b/pr-preview/pr-204/bayesian-inference-handout-tracked-changes.docx
@@ -16,7 +16,7 @@
       </w:pPr>
       <w:del w:id="1" w:author="PR Preview" w:date="2026-01-01T00:00:00Z">
         <w:r>
-          <w:delText xml:space="preserve">Last modified: 2026-10-15 05:33:00 (PDT)</w:delText>
+          <w:delText xml:space="preserve">Last modified: 2026-10-15 08:36:30 (PDT)</w:delText>
         </w:r>
       </w:del>
     </w:p>
@@ -26,7 +26,7 @@
       </w:pPr>
       <w:ins w:id="2" w:author="PR Preview" w:date="2026-01-01T00:00:00Z">
         <w:r>
-          <w:t xml:space="preserve">Last modified: 2026-10-15 05:27:52 (PDT)</w:t>
+          <w:t xml:space="preserve">Last modified: 2026-10-15 08:46:14 (PDT)</w:t>
         </w:r>
       </w:ins>
     </w:p>
@@ -1465,7 +1465,7 @@
           <w:b/>
           <w:bCs/>
         </w:rPr>
-        <w:t xml:space="preserve">Definition 5 (Marginal likelihood)</w:t>
+        <w:t xml:space="preserve">Definition 5 (Marginal likelihood (evidence))</w:t>
       </w:r>
       <w:r>
         <w:t xml:space="preserve"> </w:t>
@@ -24258,6 +24258,26 @@
       </w:r>
     </w:p>
     <w:bookmarkEnd w:id="66"/>
+    <w:p>
+      <w:pPr>
+        <w:pStyle w:val="BodyText"/>
+      </w:pPr>
+      <w:ins w:id="3" w:author="PR Preview" w:date="2026-01-01T00:00:00Z">
+        <w:r>
+          <w:t xml:space="preserve">Casella and Berger (2002, sec. 9.2.4, pp. 435–439)</w:t>
+        </w:r>
+      </w:ins>
+      <w:ins w:id="4" w:author="PR Preview" w:date="2026-01-01T00:00:00Z">
+        <w:r>
+          <w:t xml:space="preserve"> </w:t>
+        </w:r>
+      </w:ins>
+      <w:ins w:id="5" w:author="PR Preview" w:date="2026-01-01T00:00:00Z">
+        <w:r>
+          <w:t xml:space="preserve">covers Bayesian intervals.</w:t>
+        </w:r>
+      </w:ins>
+    </w:p>
     <w:bookmarkEnd w:id="67"/>
     <w:bookmarkStart w:id="72" w:name="sec-bayes-parameter-space"/>
     <w:p>
@@ -25103,6 +25123,78 @@
       </w:r>
     </w:p>
     <w:bookmarkEnd w:id="71"/>
+    <w:p>
+      <w:pPr>
+        <w:pStyle w:val="Compact"/>
+        <w:numPr>
+          <w:ilvl w:val="0"/>
+          <w:numId w:val="1002"/>
+        </w:numPr>
+      </w:pPr>
+      <w:ins w:id="6" w:author="PR Preview" w:date="2026-01-01T00:00:00Z">
+        <w:r>
+          <w:t xml:space="preserve">Hogg et al. (2019, sec. 6.8, pp. 298–305)</w:t>
+        </w:r>
+      </w:ins>
+      <w:ins w:id="7" w:author="PR Preview" w:date="2026-01-01T00:00:00Z">
+        <w:r>
+          <w:t xml:space="preserve"> </w:t>
+        </w:r>
+      </w:ins>
+      <w:ins w:id="8" w:author="PR Preview" w:date="2026-01-01T00:00:00Z">
+        <w:r>
+          <w:t xml:space="preserve">covers Bayesian estimation.</w:t>
+        </w:r>
+      </w:ins>
+    </w:p>
+    <w:p>
+      <w:pPr>
+        <w:pStyle w:val="Compact"/>
+        <w:numPr>
+          <w:ilvl w:val="0"/>
+          <w:numId w:val="1002"/>
+        </w:numPr>
+      </w:pPr>
+      <w:ins w:id="9" w:author="PR Preview" w:date="2026-01-01T00:00:00Z">
+        <w:r>
+          <w:t xml:space="preserve">Casella and Berger (2002, sec. 7.2.3, pp. 324–325)</w:t>
+        </w:r>
+      </w:ins>
+      <w:ins w:id="10" w:author="PR Preview" w:date="2026-01-01T00:00:00Z">
+        <w:r>
+          <w:t xml:space="preserve"> </w:t>
+        </w:r>
+      </w:ins>
+      <w:ins w:id="11" w:author="PR Preview" w:date="2026-01-01T00:00:00Z">
+        <w:r>
+          <w:t xml:space="preserve">covers Bayes estimators.</w:t>
+        </w:r>
+      </w:ins>
+    </w:p>
+    <w:p>
+      <w:pPr>
+        <w:pStyle w:val="Compact"/>
+        <w:numPr>
+          <w:ilvl w:val="0"/>
+          <w:numId w:val="1002"/>
+        </w:numPr>
+      </w:pPr>
+      <w:ins w:id="12" w:author="PR Preview" w:date="2026-01-01T00:00:00Z">
+        <w:r>
+          <w:t xml:space="preserve">Rice (2007, sec. 8.6, pp. 285–297)</w:t>
+        </w:r>
+      </w:ins>
+      <w:ins w:id="13" w:author="PR Preview" w:date="2026-01-01T00:00:00Z">
+        <w:r>
+          <w:t xml:space="preserve"> </w:t>
+        </w:r>
+      </w:ins>
+      <w:ins w:id="14" w:author="PR Preview" w:date="2026-01-01T00:00:00Z">
+        <w:r>
+          <w:t xml:space="preserve">covers the Bayesian approach to parameter estimation.</w:t>
+        </w:r>
+      </w:ins>
+    </w:p>
     <w:bookmarkEnd w:id="72"/>
     <w:bookmarkEnd w:id="73"/>
     <w:bookmarkStart w:id="104" w:name="sec-bayes-priors"/>
@@ -27530,7 +27622,7 @@
         <w:pStyle w:val="Compact"/>
         <w:numPr>
           <w:ilvl w:val="0"/>
-          <w:numId w:val="1002"/>
+          <w:numId w:val="1003"/>
         </w:numPr>
       </w:pPr>
       <w:r>
@@ -27578,7 +27670,7 @@
         <w:pStyle w:val="Compact"/>
         <w:numPr>
           <w:ilvl w:val="0"/>
-          <w:numId w:val="1002"/>
+          <w:numId w:val="1003"/>
         </w:numPr>
       </w:pPr>
       <w:r>
@@ -32508,7 +32600,7 @@
           <w:b/>
           <w:bCs/>
         </w:rPr>
-        <w:t xml:space="preserve">Definition 13 (Flat prior)</w:t>
+        <w:t xml:space="preserve">Definition 13 (Flat prior (uniform prior))</w:t>
       </w:r>
       <w:r>
         <w:t xml:space="preserve"> </w:t>
@@ -32543,29 +32635,10 @@
           <w:b/>
           <w:bCs/>
         </w:rPr>
-        <w:t xml:space="preserve">uniform</w:t>
-      </w:r>
-      <w:r>
-        <w:t xml:space="preserve"> </w:t>
-      </w:r>
-      <w:r>
-        <w:t xml:space="preserve">or</w:t>
-      </w:r>
-      <w:r>
-        <w:t xml:space="preserve"> </w:t>
-      </w:r>
-      <w:r>
-        <w:rPr>
-          <w:b/>
-          <w:bCs/>
-        </w:rPr>
-        <w:t xml:space="preserve">noninformative</w:t>
-      </w:r>
-      <w:r>
-        <w:t xml:space="preserve"> </w:t>
-      </w:r>
-      <w:r>
-        <w:t xml:space="preserve">prior,</w:t>
+        <w:t xml:space="preserve">uniform prior</w:t>
+      </w:r>
+      <w:r>
+        <w:t xml:space="preserve">,</w:t>
       </w:r>
       <w:r>
         <w:t xml:space="preserve"> </w:t>
@@ -32656,6 +32729,38 @@
       </w:r>
     </w:p>
     <w:bookmarkEnd w:id="91"/>
+    <w:p>
+      <w:pPr>
+        <w:pStyle w:val="BodyText"/>
+      </w:pPr>
+      <w:r>
+        <w:t xml:space="preserve">A flat prior is a common choice of noninformative prior,</w:t>
+      </w:r>
+      <w:r>
+        <w:t xml:space="preserve"> </w:t>
+      </w:r>
+      <w:r>
+        <w:t xml:space="preserve">but</w:t>
+      </w:r>
+      <w:r>
+        <w:t xml:space="preserve"> </w:t>
+      </w:r>
+      <w:r>
+        <w:t xml:space="preserve">“noninformative prior”</w:t>
+      </w:r>
+      <w:r>
+        <w:t xml:space="preserve"> </w:t>
+      </w:r>
+      <w:r>
+        <w:t xml:space="preserve">is the broader idea:</w:t>
+      </w:r>
+      <w:r>
+        <w:t xml:space="preserve"> </w:t>
+      </w:r>
+      <w:r>
+        <w:t xml:space="preserve">other noninformative priors, such as Jeffreys priors, are not flat.</w:t>
+      </w:r>
+    </w:p>
     <w:bookmarkStart w:id="92" w:name="def-improper-prior"/>
     <w:p>
       <w:pPr>
@@ -32823,7 +32928,7 @@
         <w:pStyle w:val="Compact"/>
         <w:numPr>
           <w:ilvl w:val="0"/>
-          <w:numId w:val="1003"/>
+          <w:numId w:val="1004"/>
         </w:numPr>
       </w:pPr>
       <w:hyperlink w:anchor="def-informative-prior">
@@ -32924,7 +33029,7 @@
         <w:pStyle w:val="Compact"/>
         <w:numPr>
           <w:ilvl w:val="0"/>
-          <w:numId w:val="1003"/>
+          <w:numId w:val="1004"/>
         </w:numPr>
       </w:pPr>
       <w:hyperlink w:anchor="def-weakly-informative-prior">
@@ -33019,7 +33124,7 @@
         <w:pStyle w:val="Compact"/>
         <w:numPr>
           <w:ilvl w:val="0"/>
-          <w:numId w:val="1003"/>
+          <w:numId w:val="1004"/>
         </w:numPr>
       </w:pPr>
       <w:hyperlink w:anchor="def-flat-prior">
@@ -43498,7 +43603,7 @@
         <w:pStyle w:val="Compact"/>
         <w:numPr>
           <w:ilvl w:val="0"/>
-          <w:numId w:val="1004"/>
+          <w:numId w:val="1005"/>
         </w:numPr>
       </w:pPr>
       <w:r>
@@ -43599,7 +43704,7 @@
         <w:pStyle w:val="Compact"/>
         <w:numPr>
           <w:ilvl w:val="0"/>
-          <w:numId w:val="1004"/>
+          <w:numId w:val="1005"/>
         </w:numPr>
       </w:pPr>
       <w:r>
@@ -44991,7 +45096,7 @@
         <w:pStyle w:val="Compact"/>
         <w:numPr>
           <w:ilvl w:val="0"/>
-          <w:numId w:val="1005"/>
+          <w:numId w:val="1006"/>
         </w:numPr>
       </w:pPr>
       <w:r>
@@ -45062,7 +45167,7 @@
         <w:pStyle w:val="Compact"/>
         <w:numPr>
           <w:ilvl w:val="0"/>
-          <w:numId w:val="1005"/>
+          <w:numId w:val="1006"/>
         </w:numPr>
       </w:pPr>
       <w:r>
@@ -47972,7 +48077,7 @@
         <w:pStyle w:val="Compact"/>
         <w:numPr>
           <w:ilvl w:val="0"/>
-          <w:numId w:val="1006"/>
+          <w:numId w:val="1007"/>
         </w:numPr>
       </w:pPr>
       <w:r>
@@ -48044,7 +48149,7 @@
         <w:pStyle w:val="Compact"/>
         <w:numPr>
           <w:ilvl w:val="0"/>
-          <w:numId w:val="1006"/>
+          <w:numId w:val="1007"/>
         </w:numPr>
       </w:pPr>
       <w:r>
@@ -51789,7 +51894,7 @@
           <w:b/>
           <w:bCs/>
         </w:rPr>
-        <w:t xml:space="preserve">Definition 22 (Hierarchical model)</w:t>
+        <w:t xml:space="preserve">Definition 22 (Hierarchical model (multilevel model))</w:t>
       </w:r>
       <w:r>
         <w:t xml:space="preserve"> </w:t>
@@ -52815,7 +52920,7 @@
         <w:pStyle w:val="Compact"/>
         <w:numPr>
           <w:ilvl w:val="0"/>
-          <w:numId w:val="1007"/>
+          <w:numId w:val="1008"/>
         </w:numPr>
       </w:pPr>
       <w:hyperlink r:id="rId144">
@@ -52841,7 +52946,7 @@
         <w:pStyle w:val="Compact"/>
         <w:numPr>
           <w:ilvl w:val="0"/>
-          <w:numId w:val="1007"/>
+          <w:numId w:val="1008"/>
         </w:numPr>
       </w:pPr>
       <w:hyperlink r:id="rId145">
@@ -52867,7 +52972,7 @@
         <w:pStyle w:val="Compact"/>
         <w:numPr>
           <w:ilvl w:val="0"/>
-          <w:numId w:val="1007"/>
+          <w:numId w:val="1008"/>
         </w:numPr>
       </w:pPr>
       <w:hyperlink r:id="rId146">
@@ -52893,7 +52998,7 @@
         <w:pStyle w:val="Compact"/>
         <w:numPr>
           <w:ilvl w:val="0"/>
-          <w:numId w:val="1007"/>
+          <w:numId w:val="1008"/>
         </w:numPr>
       </w:pPr>
       <w:hyperlink r:id="rId147">
@@ -52919,7 +53024,7 @@
         <w:pStyle w:val="Compact"/>
         <w:numPr>
           <w:ilvl w:val="0"/>
-          <w:numId w:val="1007"/>
+          <w:numId w:val="1008"/>
         </w:numPr>
       </w:pPr>
       <w:hyperlink r:id="rId148">
@@ -52945,7 +53050,7 @@
         <w:pStyle w:val="Compact"/>
         <w:numPr>
           <w:ilvl w:val="0"/>
-          <w:numId w:val="1007"/>
+          <w:numId w:val="1008"/>
         </w:numPr>
       </w:pPr>
       <w:hyperlink r:id="rId149">
@@ -52971,7 +53076,7 @@
         <w:pStyle w:val="Compact"/>
         <w:numPr>
           <w:ilvl w:val="0"/>
-          <w:numId w:val="1007"/>
+          <w:numId w:val="1008"/>
         </w:numPr>
       </w:pPr>
       <w:hyperlink r:id="rId150">
@@ -52997,7 +53102,7 @@
         <w:pStyle w:val="Compact"/>
         <w:numPr>
           <w:ilvl w:val="0"/>
-          <w:numId w:val="1007"/>
+          <w:numId w:val="1008"/>
         </w:numPr>
       </w:pPr>
       <w:hyperlink r:id="rId151">
@@ -53033,7 +53138,7 @@
         <w:pStyle w:val="Compact"/>
         <w:numPr>
           <w:ilvl w:val="0"/>
-          <w:numId w:val="1008"/>
+          <w:numId w:val="1009"/>
         </w:numPr>
       </w:pPr>
       <w:r>
@@ -53048,7 +53153,7 @@
         <w:pStyle w:val="Compact"/>
         <w:numPr>
           <w:ilvl w:val="0"/>
-          <w:numId w:val="1008"/>
+          <w:numId w:val="1009"/>
         </w:numPr>
       </w:pPr>
       <w:r>
@@ -53063,7 +53168,7 @@
         <w:pStyle w:val="Compact"/>
         <w:numPr>
           <w:ilvl w:val="0"/>
-          <w:numId w:val="1008"/>
+          <w:numId w:val="1009"/>
         </w:numPr>
       </w:pPr>
       <w:r>
@@ -53190,7 +53295,7 @@
         <w:pStyle w:val="Compact"/>
         <w:numPr>
           <w:ilvl w:val="0"/>
-          <w:numId w:val="1008"/>
+          <w:numId w:val="1009"/>
         </w:numPr>
       </w:pPr>
       <w:r>
@@ -53202,7 +53307,7 @@
         <w:pStyle w:val="Compact"/>
         <w:numPr>
           <w:ilvl w:val="0"/>
-          <w:numId w:val="1008"/>
+          <w:numId w:val="1009"/>
         </w:numPr>
       </w:pPr>
       <w:r>
@@ -53214,7 +53319,7 @@
         <w:pStyle w:val="Compact"/>
         <w:numPr>
           <w:ilvl w:val="0"/>
-          <w:numId w:val="1008"/>
+          <w:numId w:val="1009"/>
         </w:numPr>
       </w:pPr>
       <w:r>
@@ -53226,7 +53331,7 @@
         <w:pStyle w:val="Compact"/>
         <w:numPr>
           <w:ilvl w:val="0"/>
-          <w:numId w:val="1008"/>
+          <w:numId w:val="1009"/>
         </w:numPr>
       </w:pPr>
       <w:r>
@@ -53255,85 +53360,6 @@
     </w:p>
     <w:bookmarkEnd w:id="157"/>
     <w:bookmarkEnd w:id="158"/>
-    <w:bookmarkStart w:id="159" w:name="textbook-cross-references"/>
-    <w:p>
-      <w:pPr>
-        <w:pStyle w:val="Heading2"/>
-      </w:pPr>
-      <w:ins w:id="3" w:author="PR Preview" w:date="2026-01-01T00:00:00Z">
-        <w:r>
-          <w:t xml:space="preserve">Textbook cross-references</w:t>
-        </w:r>
-      </w:ins>
-    </w:p>
-    <w:p>
-      <w:pPr>
-        <w:pStyle w:val="FirstParagraph"/>
-      </w:pPr>
-      <w:ins w:id="4" w:author="PR Preview" w:date="2026-01-01T00:00:00Z">
-        <w:r>
-          <w:t xml:space="preserve">Textbook sections on the topics of this page:</w:t>
-        </w:r>
-      </w:ins>
-    </w:p>
-    <w:p>
-      <w:pPr>
-        <w:pStyle w:val="Compact"/>
-        <w:numPr>
-          <w:ilvl w:val="0"/>
-          <w:numId w:val="1009"/>
-        </w:numPr>
-      </w:pPr>
-      <w:ins w:id="5" w:author="PR Preview" w:date="2026-01-01T00:00:00Z">
-        <w:r>
-          <w:t xml:space="preserve">Hogg et al. (2019, sec. 6.8, pp. 298–305)</w:t>
-        </w:r>
-      </w:ins>
-      <w:ins w:id="6" w:author="PR Preview" w:date="2026-01-01T00:00:00Z">
-        <w:r>
-          <w:t xml:space="preserve">: Bayesian estimation</w:t>
-        </w:r>
-      </w:ins>
-    </w:p>
-    <w:p>
-      <w:pPr>
-        <w:pStyle w:val="Compact"/>
-        <w:numPr>
-          <w:ilvl w:val="0"/>
-          <w:numId w:val="1009"/>
-        </w:numPr>
-      </w:pPr>
-      <w:ins w:id="7" w:author="PR Preview" w:date="2026-01-01T00:00:00Z">
-        <w:r>
-          <w:t xml:space="preserve">Casella and Berger (2002, sec. 7.2.3, pp. 324–325)</w:t>
-        </w:r>
-      </w:ins>
-      <w:ins w:id="8" w:author="PR Preview" w:date="2026-01-01T00:00:00Z">
-        <w:r>
-          <w:t xml:space="preserve">: Bayes estimators</w:t>
-        </w:r>
-      </w:ins>
-    </w:p>
-    <w:p>
-      <w:pPr>
-        <w:pStyle w:val="Compact"/>
-        <w:numPr>
-          <w:ilvl w:val="0"/>
-          <w:numId w:val="1009"/>
-        </w:numPr>
-      </w:pPr>
-      <w:ins w:id="9" w:author="PR Preview" w:date="2026-01-01T00:00:00Z">
-        <w:r>
-          <w:t xml:space="preserve">Casella and Berger (2002, sec. 9.2.4, pp. 435–439)</w:t>
-        </w:r>
-      </w:ins>
-      <w:ins w:id="10" w:author="PR Preview" w:date="2026-01-01T00:00:00Z">
-        <w:r>
-          <w:t xml:space="preserve">: Bayesian intervals</w:t>
-        </w:r>
-      </w:ins>
-    </w:p>
-    <w:bookmarkEnd w:id="159"/>
     <w:bookmarkStart w:id="182" w:name="references"/>
     <w:p>
       <w:pPr>
@@ -53344,7 +53370,7 @@
       </w:r>
     </w:p>
     <w:bookmarkStart w:id="181" w:name="refs"/>
-    <w:bookmarkStart w:id="161" w:name="ref-aragon2018population"/>
+    <w:bookmarkStart w:id="160" w:name="ref-aragon2018population"/>
     <w:p>
       <w:pPr>
         <w:pStyle w:val="Bibliography"/>
@@ -53396,7 +53422,7 @@
       <w:r>
         <w:t xml:space="preserve"> </w:t>
       </w:r>
-      <w:hyperlink r:id="rId160">
+      <w:hyperlink r:id="rId159">
         <w:r>
           <w:rPr>
             <w:rStyle w:val="Hyperlink"/>
@@ -53408,8 +53434,8 @@
         <w:t xml:space="preserve">.</w:t>
       </w:r>
     </w:p>
-    <w:bookmarkEnd w:id="161"/>
-    <w:bookmarkStart w:id="163" w:name="ref-CaseBerg01"/>
+    <w:bookmarkEnd w:id="160"/>
+    <w:bookmarkStart w:id="162" w:name="ref-CaseBerg01"/>
     <w:p>
       <w:pPr>
         <w:pStyle w:val="Bibliography"/>
@@ -53433,7 +53459,7 @@
       <w:r>
         <w:t xml:space="preserve"> </w:t>
       </w:r>
-      <w:hyperlink r:id="rId162">
+      <w:hyperlink r:id="rId161">
         <w:r>
           <w:rPr>
             <w:rStyle w:val="Hyperlink"/>
@@ -53445,8 +53471,8 @@
         <w:t xml:space="preserve">.</w:t>
       </w:r>
     </w:p>
-    <w:bookmarkEnd w:id="163"/>
-    <w:bookmarkStart w:id="165" w:name="ref-CowlesMaryKathryn2013ABSW"/>
+    <w:bookmarkEnd w:id="162"/>
+    <w:bookmarkStart w:id="164" w:name="ref-CowlesMaryKathryn2013ABSW"/>
     <w:p>
       <w:pPr>
         <w:pStyle w:val="Bibliography"/>
@@ -53526,7 +53552,7 @@
       <w:r>
         <w:t xml:space="preserve"> </w:t>
       </w:r>
-      <w:hyperlink r:id="rId164">
+      <w:hyperlink r:id="rId163">
         <w:r>
           <w:rPr>
             <w:rStyle w:val="Hyperlink"/>
@@ -53538,8 +53564,8 @@
         <w:t xml:space="preserve">.</w:t>
       </w:r>
     </w:p>
-    <w:bookmarkEnd w:id="165"/>
-    <w:bookmarkStart w:id="167" w:name="ref-dobson4e"/>
+    <w:bookmarkEnd w:id="164"/>
+    <w:bookmarkStart w:id="166" w:name="ref-dobson4e"/>
     <w:p>
       <w:pPr>
         <w:pStyle w:val="Bibliography"/>
@@ -53563,7 +53589,7 @@
       <w:r>
         <w:t xml:space="preserve"> </w:t>
       </w:r>
-      <w:hyperlink r:id="rId166">
+      <w:hyperlink r:id="rId165">
         <w:r>
           <w:rPr>
             <w:rStyle w:val="Hyperlink"/>
@@ -53575,8 +53601,8 @@
         <w:t xml:space="preserve">.</w:t>
       </w:r>
     </w:p>
-    <w:bookmarkEnd w:id="167"/>
-    <w:bookmarkStart w:id="169" w:name="ref-gelman2013bda"/>
+    <w:bookmarkEnd w:id="166"/>
+    <w:bookmarkStart w:id="168" w:name="ref-gelman2013bda"/>
     <w:p>
       <w:pPr>
         <w:pStyle w:val="Bibliography"/>
@@ -53600,7 +53626,7 @@
       <w:r>
         <w:t xml:space="preserve"> </w:t>
       </w:r>
-      <w:hyperlink r:id="rId168">
+      <w:hyperlink r:id="rId167">
         <w:r>
           <w:rPr>
             <w:rStyle w:val="Hyperlink"/>
@@ -53612,8 +53638,8 @@
         <w:t xml:space="preserve">.</w:t>
       </w:r>
     </w:p>
-    <w:bookmarkEnd w:id="169"/>
-    <w:bookmarkStart w:id="170" w:name="ref-HobbsN.Thompson2015Bmas"/>
+    <w:bookmarkEnd w:id="168"/>
+    <w:bookmarkStart w:id="169" w:name="ref-HobbsN.Thompson2015Bmas"/>
     <w:p>
       <w:pPr>
         <w:pStyle w:val="Bibliography"/>
@@ -53635,23 +53661,23 @@
         <w:t xml:space="preserve">. STU - Student edition. Princeton University Press.</w:t>
       </w:r>
     </w:p>
-    <w:bookmarkEnd w:id="170"/>
-    <w:bookmarkStart w:id="171" w:name="ref-hoggtanis2015"/>
+    <w:bookmarkEnd w:id="169"/>
+    <w:bookmarkStart w:id="170" w:name="ref-hoggtanis2015"/>
     <w:p>
       <w:pPr>
         <w:pStyle w:val="Bibliography"/>
       </w:pPr>
-      <w:ins w:id="11" w:author="PR Preview" w:date="2026-01-01T00:00:00Z">
+      <w:ins w:id="15" w:author="PR Preview" w:date="2026-01-01T00:00:00Z">
         <w:r>
           <w:t xml:space="preserve">Hogg, Robert V., Elliot A. Tanis, and Dale L. Zimmerman. 2019.</w:t>
         </w:r>
       </w:ins>
-      <w:ins w:id="12" w:author="PR Preview" w:date="2026-01-01T00:00:00Z">
+      <w:ins w:id="16" w:author="PR Preview" w:date="2026-01-01T00:00:00Z">
         <w:r>
           <w:t xml:space="preserve"> </w:t>
         </w:r>
       </w:ins>
-      <w:ins w:id="13" w:author="PR Preview" w:date="2026-01-01T00:00:00Z">
+      <w:ins w:id="17" w:author="PR Preview" w:date="2026-01-01T00:00:00Z">
         <w:r>
           <w:rPr>
             <w:i/>
@@ -53660,14 +53686,14 @@
           <w:t xml:space="preserve">Probability and Statistical Inference</w:t>
         </w:r>
       </w:ins>
-      <w:ins w:id="14" w:author="PR Preview" w:date="2026-01-01T00:00:00Z">
+      <w:ins w:id="18" w:author="PR Preview" w:date="2026-01-01T00:00:00Z">
         <w:r>
           <w:t xml:space="preserve">. Tenth edition. Pearson.</w:t>
         </w:r>
       </w:ins>
     </w:p>
-    <w:bookmarkEnd w:id="171"/>
-    <w:bookmarkStart w:id="172" w:name="ref-hosmer1989applied"/>
+    <w:bookmarkEnd w:id="170"/>
+    <w:bookmarkStart w:id="171" w:name="ref-hosmer1989applied"/>
     <w:p>
       <w:pPr>
         <w:pStyle w:val="Bibliography"/>
@@ -53689,8 +53715,8 @@
         <w:t xml:space="preserve">. Wiley.</w:t>
       </w:r>
     </w:p>
-    <w:bookmarkEnd w:id="172"/>
-    <w:bookmarkStart w:id="174" w:name="ref-kery-bayes-pop"/>
+    <w:bookmarkEnd w:id="171"/>
+    <w:bookmarkStart w:id="173" w:name="ref-kery-bayes-pop"/>
     <w:p>
       <w:pPr>
         <w:pStyle w:val="Bibliography"/>
@@ -53742,7 +53768,7 @@
       <w:r>
         <w:t xml:space="preserve"> </w:t>
       </w:r>
-      <w:hyperlink r:id="rId173">
+      <w:hyperlink r:id="rId172">
         <w:r>
           <w:rPr>
             <w:rStyle w:val="Hyperlink"/>
@@ -53754,8 +53780,8 @@
         <w:t xml:space="preserve">.</w:t>
       </w:r>
     </w:p>
-    <w:bookmarkEnd w:id="174"/>
-    <w:bookmarkStart w:id="175" w:name="ref-korner.bayes.ecology"/>
+    <w:bookmarkEnd w:id="173"/>
+    <w:bookmarkStart w:id="174" w:name="ref-korner.bayes.ecology"/>
     <w:p>
       <w:pPr>
         <w:pStyle w:val="Bibliography"/>
@@ -53833,8 +53859,8 @@
         <w:t xml:space="preserve">. 1st ed. Academic Press.</w:t>
       </w:r>
     </w:p>
-    <w:bookmarkEnd w:id="175"/>
-    <w:bookmarkStart w:id="176" w:name="ref-statrethink2e"/>
+    <w:bookmarkEnd w:id="174"/>
+    <w:bookmarkStart w:id="175" w:name="ref-statrethink2e"/>
     <w:p>
       <w:pPr>
         <w:pStyle w:val="Bibliography"/>
@@ -53925,6 +53951,37 @@
       <w:r>
         <w:t xml:space="preserve">. Second edition. Chapman &amp; Hall/CRC Texts in Statistical Science Series. CRC Press.</w:t>
       </w:r>
+    </w:p>
+    <w:bookmarkEnd w:id="175"/>
+    <w:bookmarkStart w:id="176" w:name="ref-rice2007mathematical"/>
+    <w:p>
+      <w:pPr>
+        <w:pStyle w:val="Bibliography"/>
+      </w:pPr>
+      <w:ins w:id="19" w:author="PR Preview" w:date="2026-01-01T00:00:00Z">
+        <w:r>
+          <w:t xml:space="preserve">Rice, John A. 2007.</w:t>
+        </w:r>
+      </w:ins>
+      <w:ins w:id="20" w:author="PR Preview" w:date="2026-01-01T00:00:00Z">
+        <w:r>
+          <w:t xml:space="preserve"> </w:t>
+        </w:r>
+      </w:ins>
+      <w:ins w:id="21" w:author="PR Preview" w:date="2026-01-01T00:00:00Z">
+        <w:r>
+          <w:rPr>
+            <w:i/>
+            <w:iCs/>
+          </w:rPr>
+          <w:t xml:space="preserve">Mathematical Statistics and Data Analysis</w:t>
+        </w:r>
+      </w:ins>
+      <w:ins w:id="22" w:author="PR Preview" w:date="2026-01-01T00:00:00Z">
+        <w:r>
+          <w:t xml:space="preserve">. 3rd ed. Cengage Learning.</w:t>
+        </w:r>
+      </w:ins>
     </w:p>
     <w:bookmarkEnd w:id="176"/>
     <w:bookmarkStart w:id="178" w:name="ref-rossbayes"/>

--- a/pr-preview/pr-204/bayesian-inference-handout-tracked-changes.docx
+++ b/pr-preview/pr-204/bayesian-inference-handout-tracked-changes.docx
@@ -16,7 +16,7 @@
       </w:pPr>
       <w:del w:id="1" w:author="PR Preview" w:date="2026-01-01T00:00:00Z">
         <w:r>
-          <w:delText xml:space="preserve">Last modified: 2026-10-15 08:36:30 (PDT)</w:delText>
+          <w:delText xml:space="preserve">Last modified: 2026-10-15 12:42:47 (PDT)</w:delText>
         </w:r>
       </w:del>
     </w:p>
@@ -26,7 +26,7 @@
       </w:pPr>
       <w:ins w:id="2" w:author="PR Preview" w:date="2026-01-01T00:00:00Z">
         <w:r>
-          <w:t xml:space="preserve">Last modified: 2026-10-15 08:46:14 (PDT)</w:t>
+          <w:t xml:space="preserve">Last modified: 2026-10-15 12:50:24 (PDT)</w:t>
         </w:r>
       </w:ins>
     </w:p>

--- a/pr-preview/pr-204/bayesian-inference-handout-tracked-changes.docx
+++ b/pr-preview/pr-204/bayesian-inference-handout-tracked-changes.docx
@@ -16,7 +16,7 @@
       </w:pPr>
       <w:del w:id="1" w:author="PR Preview" w:date="2026-01-01T00:00:00Z">
         <w:r>
-          <w:delText xml:space="preserve">Last modified: 2026-10-15 12:42:47 (PDT)</w:delText>
+          <w:delText xml:space="preserve">Last modified: 2026-10-15 12:56:30 (PDT)</w:delText>
         </w:r>
       </w:del>
     </w:p>
@@ -26,7 +26,7 @@
       </w:pPr>
       <w:ins w:id="2" w:author="PR Preview" w:date="2026-01-01T00:00:00Z">
         <w:r>
-          <w:t xml:space="preserve">Last modified: 2026-10-15 12:50:24 (PDT)</w:t>
+          <w:t xml:space="preserve">Last modified: 2026-10-15 13:07:45 (PDT)</w:t>
         </w:r>
       </w:ins>
     </w:p>
